--- a/docs/capstone/Capstone_Project_Guidelines_For_IT.docx
+++ b/docs/capstone/Capstone_Project_Guidelines_For_IT.docx
@@ -8,7 +8,7 @@
         <w:jc w:val="center"/>
       </w:pPr>
       <w:r>
-        <w:t xml:space="preserve">BugCatcher: Integrated Web and Mobile Issue, Checklist, and AI-Assisted QA Management System</w:t>
+        <w:t xml:space="preserve">WebTest: Integrated Web and Mobile Issue, Checklist, and AI-Assisted QA Management System</w:t>
       </w:r>
     </w:p>
     <w:p>
@@ -460,17 +460,17 @@
     </w:p>
     <w:p>
       <w:r>
-        <w:t xml:space="preserve">BugCatcher is an integrated quality-assurance and issue-management platform composed of a PHP and MySQL backend and a separate React and Vite mobile web client. The backend repository provides user authentication, organization and member management, project scoping, issue lifecycle control, checklist management, evidence attachments, AI administration, AI-assisted checklist drafting, and in-app notifications. The mobile web repository provides a mobile-first operational interface for daily use of the same platform.</w:t>
-      </w:r>
-    </w:p>
-    <w:p>
-      <w:r>
-        <w:t xml:space="preserve"/>
-      </w:r>
-    </w:p>
-    <w:p>
-      <w:r>
-        <w:t xml:space="preserve">The capstone project answers a practical software-development problem: many student teams and small development groups track defects, checklist work, and review approvals across disconnected channels. BugCatcher addresses that problem by centralizing issue intake, project-level checklist work, role-based workflow routing, attachment evidence, and a supporting AI workflow that can help draft checklist items for QA review.</w:t>
+        <w:t xml:space="preserve">WebTest is an integrated quality-assurance and issue-management platform composed of a PHP and MySQL backend and a separate React and Vite mobile web client. The backend repository provides user authentication, organization and member management, project scoping, issue lifecycle control, checklist management, evidence attachments, AI administration, AI-assisted checklist drafting, and in-app notifications. The mobile web repository provides a mobile-first operational interface for daily use of the same platform.</w:t>
+      </w:r>
+    </w:p>
+    <w:p>
+      <w:r>
+        <w:t xml:space="preserve"/>
+      </w:r>
+    </w:p>
+    <w:p>
+      <w:r>
+        <w:t xml:space="preserve">The capstone project answers a practical software-development problem: many student teams and small development groups track defects, checklist work, and review approvals across disconnected channels. WebTest addresses that problem by centralizing issue intake, project-level checklist work, role-based workflow routing, attachment evidence, and a supporting AI workflow that can help draft checklist items for QA review.</w:t>
       </w:r>
     </w:p>
     <w:p>
@@ -820,7 +820,7 @@
     </w:p>
     <w:p>
       <w:r>
-        <w:t xml:space="preserve">BugCatcher is organized as one integrated platform with three major runtime parts:</w:t>
+        <w:t xml:space="preserve">WebTest is organized as one integrated platform with three major runtime parts:</w:t>
       </w:r>
     </w:p>
     <w:p>
@@ -1505,7 +1505,7 @@
     </w:p>
     <w:p>
       <w:r>
-        <w:t xml:space="preserve">Chapter 3 presented the development methodology, architecture, modules, API structure, database design, and security design of BugCatcher. The chapter established that the project is a complete integrated application system with a backend service layer, a mobile-first client, a relational database, a realtime notification service, and a supporting AI-assisted QA subsystem.</w:t>
+        <w:t xml:space="preserve">Chapter 3 presented the development methodology, architecture, modules, API structure, database design, and security design of WebTest. The chapter established that the project is a complete integrated application system with a backend service layer, a mobile-first client, a relational database, a realtime notification service, and a supporting AI-assisted QA subsystem.</w:t>
       </w:r>
     </w:p>
     <w:p>
@@ -2186,17 +2186,17 @@
     </w:p>
     <w:p>
       <w:r>
-        <w:t xml:space="preserve">- `e2e-tests/bugcatcher-mobileweb/tests/notifications.realtime.spec.js` for realtime delivery and sync.</w:t>
-      </w:r>
-    </w:p>
-    <w:p>
-      <w:r>
-        <w:t xml:space="preserve">- `e2e-tests/bugcatcher-mobileweb/tests/checklist-item-status.spec.js` for checklist-item updates and linked issue access.</w:t>
-      </w:r>
-    </w:p>
-    <w:p>
-      <w:r>
-        <w:t xml:space="preserve">- `e2e-tests/bugcatcher-mobileweb/tests/dashboard-qa-lead.spec.js` for project-based checklist workload summaries.</w:t>
+        <w:t xml:space="preserve">- `e2e-tests/webtest-mobileweb/tests/notifications.realtime.spec.js` for realtime delivery and sync.</w:t>
+      </w:r>
+    </w:p>
+    <w:p>
+      <w:r>
+        <w:t xml:space="preserve">- `e2e-tests/webtest-mobileweb/tests/checklist-item-status.spec.js` for checklist-item updates and linked issue access.</w:t>
+      </w:r>
+    </w:p>
+    <w:p>
+      <w:r>
+        <w:t xml:space="preserve">- `e2e-tests/webtest-mobileweb/tests/dashboard-qa-lead.spec.js` for project-based checklist workload summaries.</w:t>
       </w:r>
     </w:p>
     <w:p>
@@ -2310,7 +2310,7 @@
     </w:p>
     <w:p>
       <w:r>
-        <w:t xml:space="preserve">Chapter 4 showed how BugCatcher was implemented across backend, mobile web, notification, and AI-support layers. It also showed that the project is supported by repository-backed end-to-end tests and operational deployment procedures, which increases the credibility of the implemented capstone output.</w:t>
+        <w:t xml:space="preserve">Chapter 4 showed how WebTest was implemented across backend, mobile web, notification, and AI-support layers. It also showed that the project is supported by repository-backed end-to-end tests and operational deployment procedures, which increases the credibility of the implemented capstone output.</w:t>
       </w:r>
     </w:p>
     <w:p>
@@ -2414,7 +2414,7 @@
     </w:p>
     <w:p>
       <w:r>
-        <w:t xml:space="preserve">Based on the implemented repositories, BugCatcher meets the profile of a BSIT capstone application system. It is not limited to isolated features; instead, it demonstrates coordinated system analysis, database design, API development, mobile client integration, file handling, runtime configuration, testing, and deployment planning.</w:t>
+        <w:t xml:space="preserve">Based on the implemented repositories, WebTest meets the profile of a BSIT capstone application system. It is not limited to isolated features; instead, it demonstrates coordinated system analysis, database design, API development, mobile client integration, file handling, runtime configuration, testing, and deployment planning.</w:t>
       </w:r>
     </w:p>
     <w:p>
@@ -2545,7 +2545,7 @@
     </w:p>
     <w:p>
       <w:r>
-        <w:t xml:space="preserve">BugCatcher demonstrates that a student development team can build an integrated and operational quality-assurance platform that combines traditional CRUD features, workflow management, mobile access, realtime communication, and supporting AI capabilities in one deployable BSIT capstone project.</w:t>
+        <w:t xml:space="preserve">WebTest demonstrates that a student development team can build an integrated and operational quality-assurance platform that combines traditional CRUD features, workflow management, mobile access, realtime communication, and supporting AI capabilities in one deployable BSIT capstone project.</w:t>
       </w:r>
     </w:p>
     <w:p>
@@ -2584,7 +2584,7 @@
         <w:drawing>
           <wp:inline distT="0" distB="0" distL="0" distR="0">
             <wp:extent cx="6400800" cy="5622324"/>
-            <wp:docPr id="901" name="BugCatcher_Full_ERD.svg"/>
+            <wp:docPr id="901" name="WebTest_Full_ERD.svg"/>
             <wp:cNvGraphicFramePr>
               <a:graphicFrameLocks noChangeAspect="1"/>
             </wp:cNvGraphicFramePr>
@@ -2592,11 +2592,11 @@
               <a:graphicData uri="http://schemas.openxmlformats.org/drawingml/2006/picture">
                 <pic:pic>
                   <pic:nvPicPr>
-                    <pic:cNvPr id="901" name="BugCatcher_Full_ERD.svg"/>
+                    <pic:cNvPr id="901" name="WebTest_Full_ERD.svg"/>
                     <pic:cNvPicPr/>
                   </pic:nvPicPr>
                   <pic:blipFill>
-                    <a:blip r:embed="rIdBugCatcherErd"/>
+                    <a:blip r:embed="rIdWebTestErd"/>
                     <a:stretch>
                       <a:fillRect/>
                     </a:stretch>
@@ -2622,7 +2622,7 @@
         <w:jc w:val="center"/>
       </w:pPr>
       <w:r>
-        <w:t xml:space="preserve">Figure A-1. Consolidated BugCatcher full ERD</w:t>
+        <w:t xml:space="preserve">Figure A-1. Consolidated WebTest full ERD</w:t>
       </w:r>
     </w:p>
     <w:p>
